--- a/resume/Bryan_Debnam_Resume_Systems_Architect.docx
+++ b/resume/Bryan_Debnam_Resume_Systems_Architect.docx
@@ -25,7 +25,7 @@
         <w:rPr>
           <w:b w:val="0"/>
         </w:rPr>
-        <w:t>Lewisville, TX · 469-462-5681 · bdebnam@gmail.com · linkedin.com/in/bryanhd</w:t>
+        <w:t>Lewisville, TX · bdebnam@gmail.com · linkedin.com/in/bryanhd</w:t>
       </w:r>
     </w:p>
     <w:p>
